--- a/downloads/teacher/04 Units/Unit 02 - Individual Growth and Life Readiness - Me, My Goals, My Money/Lesson 02.11 - Credit vs Debit and What Interest Costs.docx
+++ b/downloads/teacher/04 Units/Unit 02 - Individual Growth and Life Readiness - Me, My Goals, My Money/Lesson 02.11 - Credit vs Debit and What Interest Costs.docx
@@ -280,23 +280,41 @@
       <w:r>
         <w:t xml:space="preserve">By the end of this lesson, students will be able to:</w:t>
       </w:r>
-      <w:r>
-        <w:t xml:space="preserve"> </w:t>
-      </w:r>
-      <w:r>
-        <w:t xml:space="preserve">1. (Low) Given the two cards side by side, define credit, debt, and interest, and state four differences between a credit card and a debit card.</w:t>
-      </w:r>
-      <w:r>
-        <w:t xml:space="preserve"> </w:t>
-      </w:r>
-      <w:r>
-        <w:t xml:space="preserve">2. (Mid) Given a $500 loan and three interest rates, compute simple interest for one year and for three years using I = P x r x t, and show the math.</w:t>
-      </w:r>
-      <w:r>
-        <w:t xml:space="preserve"> </w:t>
-      </w:r>
-      <w:r>
-        <w:t xml:space="preserve">3. (High) Given a $500 credit card balance at 24 percent and two payment plans (the $25 minimum, or $50 a month), compare the months to pay off and the total interest, and recommend a plan in two sentences with the numbers.</w:t>
+    </w:p>
+    <w:p>
+      <w:pPr>
+        <w:numPr>
+          <w:ilvl w:val="0"/>
+          <w:numId w:val="1002"/>
+        </w:numPr>
+        <w:pStyle w:val="Compact"/>
+      </w:pPr>
+      <w:r>
+        <w:t xml:space="preserve">(Low) Given the two cards side by side, define credit, debt, and interest, and state four differences between a credit card and a debit card.</w:t>
+      </w:r>
+    </w:p>
+    <w:p>
+      <w:pPr>
+        <w:numPr>
+          <w:ilvl w:val="0"/>
+          <w:numId w:val="1002"/>
+        </w:numPr>
+        <w:pStyle w:val="Compact"/>
+      </w:pPr>
+      <w:r>
+        <w:t xml:space="preserve">(Mid) Given a $500 loan and three interest rates, compute simple interest for one year and for three years using I = P x r x t, and show the math.</w:t>
+      </w:r>
+    </w:p>
+    <w:p>
+      <w:pPr>
+        <w:numPr>
+          <w:ilvl w:val="0"/>
+          <w:numId w:val="1002"/>
+        </w:numPr>
+        <w:pStyle w:val="Compact"/>
+      </w:pPr>
+      <w:r>
+        <w:t xml:space="preserve">(High) Given a $500 credit card balance at 24 percent and two payment plans (the $25 minimum, or $50 a month), compare the months to pay off and the total interest, and recommend a plan in two sentences with the numbers.</w:t>
       </w:r>
     </w:p>
     <w:p>
@@ -352,7 +370,7 @@
       <w:pPr>
         <w:numPr>
           <w:ilvl w:val="0"/>
-          <w:numId w:val="1002"/>
+          <w:numId w:val="1003"/>
         </w:numPr>
         <w:pStyle w:val="Compact"/>
       </w:pPr>
@@ -373,7 +391,7 @@
       <w:pPr>
         <w:numPr>
           <w:ilvl w:val="0"/>
-          <w:numId w:val="1002"/>
+          <w:numId w:val="1003"/>
         </w:numPr>
         <w:pStyle w:val="Compact"/>
       </w:pPr>
@@ -385,7 +403,7 @@
       <w:pPr>
         <w:numPr>
           <w:ilvl w:val="0"/>
-          <w:numId w:val="1002"/>
+          <w:numId w:val="1003"/>
         </w:numPr>
         <w:pStyle w:val="Compact"/>
       </w:pPr>
@@ -406,7 +424,7 @@
       <w:pPr>
         <w:numPr>
           <w:ilvl w:val="0"/>
-          <w:numId w:val="1002"/>
+          <w:numId w:val="1003"/>
         </w:numPr>
         <w:pStyle w:val="Compact"/>
       </w:pPr>
@@ -418,7 +436,7 @@
       <w:pPr>
         <w:numPr>
           <w:ilvl w:val="0"/>
-          <w:numId w:val="1002"/>
+          <w:numId w:val="1003"/>
         </w:numPr>
         <w:pStyle w:val="Compact"/>
       </w:pPr>
@@ -861,37 +879,61 @@
       <w:r>
         <w:t xml:space="preserve">Monitor understanding:</w:t>
       </w:r>
-      <w:r>
-        <w:t xml:space="preserve"> </w:t>
-      </w:r>
-      <w:r>
-        <w:t xml:space="preserve">- Whose money is on a debit card? Whose money is on a credit card?</w:t>
-      </w:r>
-      <w:r>
-        <w:t xml:space="preserve"> </w:t>
-      </w:r>
-      <w:r>
-        <w:t xml:space="preserve">- In I = P x r x t, what is P? What does 24 percent look like as a decimal?</w:t>
-      </w:r>
-      <w:r>
-        <w:t xml:space="preserve"> </w:t>
-      </w:r>
-      <w:r>
-        <w:t xml:space="preserve">- Why does the $25 plan cost more than the $50 plan on the same $500?</w:t>
-      </w:r>
-    </w:p>
-    <w:p>
-      <w:pPr>
-        <w:pStyle w:val="BodyText"/>
+    </w:p>
+    <w:p>
+      <w:pPr>
+        <w:numPr>
+          <w:ilvl w:val="0"/>
+          <w:numId w:val="1004"/>
+        </w:numPr>
+        <w:pStyle w:val="Compact"/>
+      </w:pPr>
+      <w:r>
+        <w:t xml:space="preserve">Whose money is on a debit card? Whose money is on a credit card?</w:t>
+      </w:r>
+    </w:p>
+    <w:p>
+      <w:pPr>
+        <w:numPr>
+          <w:ilvl w:val="0"/>
+          <w:numId w:val="1004"/>
+        </w:numPr>
+        <w:pStyle w:val="Compact"/>
+      </w:pPr>
+      <w:r>
+        <w:t xml:space="preserve">In I = P x r x t, what is P? What does 24 percent look like as a decimal?</w:t>
+      </w:r>
+    </w:p>
+    <w:p>
+      <w:pPr>
+        <w:numPr>
+          <w:ilvl w:val="0"/>
+          <w:numId w:val="1004"/>
+        </w:numPr>
+        <w:pStyle w:val="Compact"/>
+      </w:pPr>
+      <w:r>
+        <w:t xml:space="preserve">Why does the $25 plan cost more than the $50 plan on the same $500?</w:t>
+      </w:r>
+    </w:p>
+    <w:p>
+      <w:pPr>
+        <w:pStyle w:val="FirstParagraph"/>
       </w:pPr>
       <w:r>
         <w:t xml:space="preserve">Deepen learning:</w:t>
       </w:r>
-      <w:r>
-        <w:t xml:space="preserve"> </w:t>
-      </w:r>
-      <w:r>
-        <w:t xml:space="preserve">- The store card said</w:t>
+    </w:p>
+    <w:p>
+      <w:pPr>
+        <w:numPr>
+          <w:ilvl w:val="0"/>
+          <w:numId w:val="1005"/>
+        </w:numPr>
+        <w:pStyle w:val="Compact"/>
+      </w:pPr>
+      <w:r>
+        <w:t xml:space="preserve">The store card said</w:t>
       </w:r>
       <w:r>
         <w:t xml:space="preserve"> </w:t>
@@ -911,11 +953,17 @@
       <w:r>
         <w:t xml:space="preserve">What happens in month seven? Who does that deal help?</w:t>
       </w:r>
-      <w:r>
-        <w:t xml:space="preserve"> </w:t>
-      </w:r>
-      <w:r>
-        <w:t xml:space="preserve">- A family member says</w:t>
+    </w:p>
+    <w:p>
+      <w:pPr>
+        <w:numPr>
+          <w:ilvl w:val="0"/>
+          <w:numId w:val="1005"/>
+        </w:numPr>
+        <w:pStyle w:val="Compact"/>
+      </w:pPr>
+      <w:r>
+        <w:t xml:space="preserve">A family member says</w:t>
       </w:r>
       <w:r>
         <w:t xml:space="preserve"> </w:t>
@@ -953,11 +1001,17 @@
       <w:r>
         <w:t xml:space="preserve">Who is right, and for what kind of person?</w:t>
       </w:r>
-      <w:r>
-        <w:t xml:space="preserve"> </w:t>
-      </w:r>
-      <w:r>
-        <w:t xml:space="preserve">- If a credit score is a record of paying people back, what is the middle school version of a credit score?</w:t>
+    </w:p>
+    <w:p>
+      <w:pPr>
+        <w:numPr>
+          <w:ilvl w:val="0"/>
+          <w:numId w:val="1005"/>
+        </w:numPr>
+        <w:pStyle w:val="Compact"/>
+      </w:pPr>
+      <w:r>
+        <w:t xml:space="preserve">If a credit score is a record of paying people back, what is the middle school version of a credit score?</w:t>
       </w:r>
     </w:p>
     <w:p>
@@ -1124,7 +1178,7 @@
       <w:pPr>
         <w:numPr>
           <w:ilvl w:val="0"/>
-          <w:numId w:val="1003"/>
+          <w:numId w:val="1006"/>
         </w:numPr>
         <w:pStyle w:val="Compact"/>
       </w:pPr>
@@ -1160,7 +1214,7 @@
       <w:pPr>
         <w:numPr>
           <w:ilvl w:val="0"/>
-          <w:numId w:val="1003"/>
+          <w:numId w:val="1006"/>
         </w:numPr>
         <w:pStyle w:val="Compact"/>
       </w:pPr>
@@ -1172,7 +1226,7 @@
       <w:pPr>
         <w:numPr>
           <w:ilvl w:val="0"/>
-          <w:numId w:val="1003"/>
+          <w:numId w:val="1006"/>
         </w:numPr>
         <w:pStyle w:val="Compact"/>
       </w:pPr>
@@ -1184,7 +1238,7 @@
       <w:pPr>
         <w:numPr>
           <w:ilvl w:val="0"/>
-          <w:numId w:val="1003"/>
+          <w:numId w:val="1006"/>
         </w:numPr>
         <w:pStyle w:val="Compact"/>
       </w:pPr>
@@ -1196,7 +1250,7 @@
       <w:pPr>
         <w:numPr>
           <w:ilvl w:val="0"/>
-          <w:numId w:val="1003"/>
+          <w:numId w:val="1006"/>
         </w:numPr>
         <w:pStyle w:val="Compact"/>
       </w:pPr>
@@ -1208,7 +1262,7 @@
       <w:pPr>
         <w:numPr>
           <w:ilvl w:val="0"/>
-          <w:numId w:val="1003"/>
+          <w:numId w:val="1006"/>
         </w:numPr>
         <w:pStyle w:val="Compact"/>
       </w:pPr>
@@ -1557,7 +1611,7 @@
       <w:pPr>
         <w:numPr>
           <w:ilvl w:val="0"/>
-          <w:numId w:val="1004"/>
+          <w:numId w:val="1007"/>
         </w:numPr>
         <w:pStyle w:val="Compact"/>
       </w:pPr>
@@ -1581,7 +1635,7 @@
       <w:pPr>
         <w:numPr>
           <w:ilvl w:val="0"/>
-          <w:numId w:val="1004"/>
+          <w:numId w:val="1007"/>
         </w:numPr>
         <w:pStyle w:val="Compact"/>
       </w:pPr>
@@ -1593,7 +1647,7 @@
       <w:pPr>
         <w:numPr>
           <w:ilvl w:val="0"/>
-          <w:numId w:val="1004"/>
+          <w:numId w:val="1007"/>
         </w:numPr>
         <w:pStyle w:val="Compact"/>
       </w:pPr>
@@ -1617,7 +1671,7 @@
       <w:pPr>
         <w:numPr>
           <w:ilvl w:val="0"/>
-          <w:numId w:val="1004"/>
+          <w:numId w:val="1007"/>
         </w:numPr>
         <w:pStyle w:val="Compact"/>
       </w:pPr>
@@ -1629,7 +1683,7 @@
       <w:pPr>
         <w:numPr>
           <w:ilvl w:val="0"/>
-          <w:numId w:val="1004"/>
+          <w:numId w:val="1007"/>
         </w:numPr>
         <w:pStyle w:val="Compact"/>
       </w:pPr>
@@ -1641,7 +1695,7 @@
       <w:pPr>
         <w:numPr>
           <w:ilvl w:val="0"/>
-          <w:numId w:val="1004"/>
+          <w:numId w:val="1007"/>
         </w:numPr>
         <w:pStyle w:val="Compact"/>
       </w:pPr>
@@ -1675,7 +1729,7 @@
       <w:pPr>
         <w:numPr>
           <w:ilvl w:val="0"/>
-          <w:numId w:val="1005"/>
+          <w:numId w:val="1008"/>
         </w:numPr>
         <w:pStyle w:val="Compact"/>
       </w:pPr>
@@ -1705,7 +1759,7 @@
       <w:pPr>
         <w:numPr>
           <w:ilvl w:val="0"/>
-          <w:numId w:val="1005"/>
+          <w:numId w:val="1008"/>
         </w:numPr>
         <w:pStyle w:val="Compact"/>
       </w:pPr>
@@ -1717,7 +1771,7 @@
       <w:pPr>
         <w:numPr>
           <w:ilvl w:val="0"/>
-          <w:numId w:val="1005"/>
+          <w:numId w:val="1008"/>
         </w:numPr>
         <w:pStyle w:val="Compact"/>
       </w:pPr>
@@ -1777,7 +1831,7 @@
       <w:pPr>
         <w:numPr>
           <w:ilvl w:val="0"/>
-          <w:numId w:val="1005"/>
+          <w:numId w:val="1008"/>
         </w:numPr>
         <w:pStyle w:val="Compact"/>
       </w:pPr>
@@ -1789,7 +1843,7 @@
       <w:pPr>
         <w:numPr>
           <w:ilvl w:val="0"/>
-          <w:numId w:val="1005"/>
+          <w:numId w:val="1008"/>
         </w:numPr>
         <w:pStyle w:val="Compact"/>
       </w:pPr>
@@ -2121,6 +2175,118 @@
       </w:pPr>
     </w:lvl>
   </w:abstractNum>
+  <w:abstractNum w:abstractNumId="99411">
+    <w:nsid w:val="71315dca"/>
+    <w:multiLevelType w:val="multilevel"/>
+    <w:lvl w:ilvl="0">
+      <w:start w:val="1"/>
+      <w:numFmt w:val="decimal"/>
+      <w:lvlText w:val="%1."/>
+      <w:lvlJc w:val="left"/>
+      <w:pPr>
+        <w:tabs>
+          <w:tab w:val="num" w:pos="0"/>
+        </w:tabs>
+        <w:ind w:left="480" w:hanging="480"/>
+      </w:pPr>
+    </w:lvl>
+    <w:lvl w:ilvl="1">
+      <w:start w:val="1"/>
+      <w:numFmt w:val="decimal"/>
+      <w:lvlText w:val="%2."/>
+      <w:lvlJc w:val="left"/>
+      <w:pPr>
+        <w:tabs>
+          <w:tab w:val="num" w:pos="720"/>
+        </w:tabs>
+        <w:ind w:left="1200" w:hanging="480"/>
+      </w:pPr>
+    </w:lvl>
+    <w:lvl w:ilvl="2">
+      <w:start w:val="1"/>
+      <w:numFmt w:val="decimal"/>
+      <w:lvlText w:val="%3."/>
+      <w:lvlJc w:val="left"/>
+      <w:pPr>
+        <w:tabs>
+          <w:tab w:val="num" w:pos="1440"/>
+        </w:tabs>
+        <w:ind w:left="1920" w:hanging="480"/>
+      </w:pPr>
+    </w:lvl>
+    <w:lvl w:ilvl="3">
+      <w:start w:val="1"/>
+      <w:numFmt w:val="decimal"/>
+      <w:lvlText w:val="%4."/>
+      <w:lvlJc w:val="left"/>
+      <w:pPr>
+        <w:tabs>
+          <w:tab w:val="num" w:pos="2160"/>
+        </w:tabs>
+        <w:ind w:left="2640" w:hanging="480"/>
+      </w:pPr>
+    </w:lvl>
+    <w:lvl w:ilvl="4">
+      <w:start w:val="1"/>
+      <w:numFmt w:val="decimal"/>
+      <w:lvlText w:val="%5."/>
+      <w:lvlJc w:val="left"/>
+      <w:pPr>
+        <w:tabs>
+          <w:tab w:val="num" w:pos="2880"/>
+        </w:tabs>
+        <w:ind w:left="3360" w:hanging="480"/>
+      </w:pPr>
+    </w:lvl>
+    <w:lvl w:ilvl="5">
+      <w:start w:val="1"/>
+      <w:numFmt w:val="decimal"/>
+      <w:lvlText w:val="%6."/>
+      <w:lvlJc w:val="left"/>
+      <w:pPr>
+        <w:tabs>
+          <w:tab w:val="num" w:pos="3600"/>
+        </w:tabs>
+        <w:ind w:left="4080" w:hanging="480"/>
+      </w:pPr>
+    </w:lvl>
+    <w:lvl w:ilvl="6">
+      <w:start w:val="1"/>
+      <w:numFmt w:val="decimal"/>
+      <w:lvlText w:val="%7."/>
+      <w:lvlJc w:val="left"/>
+      <w:pPr>
+        <w:tabs>
+          <w:tab w:val="num" w:pos="4320"/>
+        </w:tabs>
+        <w:ind w:left="4800" w:hanging="480"/>
+      </w:pPr>
+    </w:lvl>
+    <w:lvl w:ilvl="7">
+      <w:start w:val="1"/>
+      <w:numFmt w:val="decimal"/>
+      <w:lvlText w:val="%8."/>
+      <w:lvlJc w:val="left"/>
+      <w:pPr>
+        <w:tabs>
+          <w:tab w:val="num" w:pos="5040"/>
+        </w:tabs>
+        <w:ind w:left="5520" w:hanging="480"/>
+      </w:pPr>
+    </w:lvl>
+    <w:lvl w:ilvl="8">
+      <w:start w:val="1"/>
+      <w:numFmt w:val="decimal"/>
+      <w:lvlText w:val="%9."/>
+      <w:lvlJc w:val="left"/>
+      <w:pPr>
+        <w:tabs>
+          <w:tab w:val="num" w:pos="5760"/>
+        </w:tabs>
+        <w:ind w:left="6240" w:hanging="480"/>
+      </w:pPr>
+    </w:lvl>
+  </w:abstractNum>
   <w:num w:numId="1000">
     <w:abstractNumId w:val="990"/>
   </w:num>
@@ -2128,7 +2294,34 @@
     <w:abstractNumId w:val="991"/>
   </w:num>
   <w:num w:numId="1002">
-    <w:abstractNumId w:val="991"/>
+    <w:abstractNumId w:val="99411"/>
+    <w:lvlOverride w:ilvl="0">
+      <w:startOverride w:val="1"/>
+    </w:lvlOverride>
+    <w:lvlOverride w:ilvl="1">
+      <w:startOverride w:val="1"/>
+    </w:lvlOverride>
+    <w:lvlOverride w:ilvl="2">
+      <w:startOverride w:val="1"/>
+    </w:lvlOverride>
+    <w:lvlOverride w:ilvl="3">
+      <w:startOverride w:val="1"/>
+    </w:lvlOverride>
+    <w:lvlOverride w:ilvl="4">
+      <w:startOverride w:val="1"/>
+    </w:lvlOverride>
+    <w:lvlOverride w:ilvl="5">
+      <w:startOverride w:val="1"/>
+    </w:lvlOverride>
+    <w:lvlOverride w:ilvl="6">
+      <w:startOverride w:val="1"/>
+    </w:lvlOverride>
+    <w:lvlOverride w:ilvl="7">
+      <w:startOverride w:val="1"/>
+    </w:lvlOverride>
+    <w:lvlOverride w:ilvl="8">
+      <w:startOverride w:val="1"/>
+    </w:lvlOverride>
   </w:num>
   <w:num w:numId="1003">
     <w:abstractNumId w:val="991"/>
@@ -2137,6 +2330,15 @@
     <w:abstractNumId w:val="991"/>
   </w:num>
   <w:num w:numId="1005">
+    <w:abstractNumId w:val="991"/>
+  </w:num>
+  <w:num w:numId="1006">
+    <w:abstractNumId w:val="991"/>
+  </w:num>
+  <w:num w:numId="1007">
+    <w:abstractNumId w:val="991"/>
+  </w:num>
+  <w:num w:numId="1008">
     <w:abstractNumId w:val="991"/>
   </w:num>
 </w:numbering>

--- a/downloads/teacher/04 Units/Unit 02 - Individual Growth and Life Readiness - Me, My Goals, My Money/Lesson 02.11 - Credit vs Debit and What Interest Costs.docx
+++ b/downloads/teacher/04 Units/Unit 02 - Individual Growth and Life Readiness - Me, My Goals, My Money/Lesson 02.11 - Credit vs Debit and What Interest Costs.docx
@@ -441,7 +441,7 @@
         <w:pStyle w:val="Compact"/>
       </w:pPr>
       <w:r>
-        <w:t xml:space="preserve">Setup notes: the minimum payment table on the handout was computed month by month at 24 percent APR (2 percent a month) with a fixed $25 payment; the numbers are in the teacher key. Rates are typical for 2026 and marked [update]. No food handled today.</w:t>
+        <w:t xml:space="preserve">Setup notes: the minimum payment table on the handout was computed month by month at 24 percent APR (2 percent a month) with a fixed $25 payment; the numbers are in the teacher key. Rates are typical for 2026 and to be refreshed before teaching. No food handled today.</w:t>
       </w:r>
     </w:p>
     <w:p>
@@ -684,7 +684,7 @@
               <w:jc w:val="left"/>
             </w:pPr>
             <w:r>
-              <w:t xml:space="preserve">Slides 5 to 7. A loan is a set amount borrowed for a set time with a set rate (a car loan, a student loan, a mortgage). A credit card is a loan you can keep taking. The rate is the APR: the percent per year. Simple interest: I = P x r x t, where P is the amount borrowed (principal), r is the rate as a decimal, t is time in years. Work one on the board: $500 at 5 percent for one year is $500 x 0.05 x 1 = $25. Show the three rates students will use: 5 percent (a good car loan), 15 percent (a store card), 24 percent (a typical credit card) [update].</w:t>
+              <w:t xml:space="preserve">Slides 5 to 7. A loan is a set amount borrowed for a set time with a set rate (a car loan, a student loan, a mortgage). A credit card is a loan you can keep taking. The rate is the APR: the percent per year. Simple interest: I = P x r x t, where P is the amount borrowed (principal), r is the rate as a decimal, t is time in years. Work one on the board: $500 at 5 percent for one year is $500 x 0.05 x 1 = $25. Show the three rates students will use: 5 percent (a good car loan), 15 percent (a store card), 24 percent (a typical credit card).</w:t>
             </w:r>
           </w:p>
         </w:tc>
@@ -1243,7 +1243,7 @@
         <w:pStyle w:val="Compact"/>
       </w:pPr>
       <w:r>
-        <w:t xml:space="preserve">Grade 8 stretch: compute month 1, 2, and 3 of the $25 plan by hand (2 percent of the balance, add it, subtract $25) and check against the table; then answer: at what monthly payment would the $500 be gone in ten months, and how much interest would that cost? (About $56 a month; interest about $57.) Preview of CTE FCL 5. d): compare a bank credit card at 24 percent, a store card at 29 percent, and a credit union card at 15 percent [update], and say which one a person with a good score should pick.</w:t>
+        <w:t xml:space="preserve">Grade 8 stretch: compute month 1, 2, and 3 of the $25 plan by hand (2 percent of the balance, add it, subtract $25) and check against the table; then answer: at what monthly payment would the $500 be gone in ten months, and how much interest would that cost? (About $56 a month; interest about $57.) Preview of CTE FCL 5. d): compare a bank credit card at 24 percent, a store card at 29 percent, and a credit union card at 15 percent, and say which one a person with a good score should pick.</w:t>
       </w:r>
     </w:p>
     <w:p>
@@ -1585,16 +1585,7 @@
         <w:pStyle w:val="FirstParagraph"/>
       </w:pPr>
       <w:r>
-        <w:t xml:space="preserve">Math: percent as a decimal, the formula I = P x r x t, and a three-step iteration for the grade 8 stretch; this is the week to share the handout with the math teacher. Health: the stress side of debt fits the health teacher’s unit on stress; coordinate the week. Community:</w:t>
-      </w:r>
-      <w:r>
-        <w:t xml:space="preserve"> </w:t>
-      </w:r>
-      <w:r>
-        <w:rPr>
-          <w:rStyle w:val="TeacherNote"/>
-        </w:rPr>
-        <w:t xml:space="preserve">[Sal: a credit union education officer or your own New York Life and Series 6 background; a five-minute story about a client who paid minimums for years lands harder than any slide.]</w:t>
+        <w:t xml:space="preserve">Math: percent as a decimal, the formula I = P x r x t, and a three-step iteration for the grade 8 stretch; this is the week to share the handout with the math teacher. Health: the stress side of debt fits the health teacher’s unit on stress; coordinate the week. Community: a credit union education officer could visit; a five-minute story about a client who paid minimums for years lands harder than any slide.</w:t>
       </w:r>
     </w:p>
     <w:p>
@@ -1688,7 +1679,7 @@
         <w:pStyle w:val="Compact"/>
       </w:pPr>
       <w:r>
-        <w:t xml:space="preserve">Rates used (5, 15, 24, and 29 percent) are typical published APRs for a good auto loan, a credit union card, a bank card, and a store card in 2026; marked [update]. The minimum payment table was computed for this lesson at 2 percent a month with a fixed $25 payment.</w:t>
+        <w:t xml:space="preserve">Rates used (5, 15, 24, and 29 percent) are typical published APRs for a good auto loan, a credit union card, a bank card, and a store card in 2026; to be refreshed before teaching. The minimum payment table was computed for this lesson at 2 percent a month with a fixed $25 payment.</w:t>
       </w:r>
     </w:p>
     <w:p>
@@ -1700,19 +1691,7 @@
         <w:pStyle w:val="Compact"/>
       </w:pPr>
       <w:r>
-        <w:t xml:space="preserve">Sal’s own materials: the Credit and Debt Decoded packet (Brentwood South, 2026,</w:t>
-      </w:r>
-      <w:r>
-        <w:t xml:space="preserve"> </w:t>
-      </w:r>
-      <w:r>
-        <w:rPr>
-          <w:rStyle w:val="VerbatimChar"/>
-        </w:rPr>
-        <w:t xml:space="preserve">Lesson Dups/Unit_4_Financial_Literacy/education_teachingwork_credit_and_debt_decoded_2026_04.docx</w:t>
-      </w:r>
-      <w:r>
-        <w:t xml:space="preserve">) supplied the definitions, the interest impact calculator, and the responsible borrowing questions; the cautionary tale in that packet used a 20 percent monthly rate, which was changed here to a 24 percent yearly rate so the math matches real cards.</w:t>
+        <w:t xml:space="preserve">My own materials: the Credit and Debt Decoded packet supplied the definitions, the interest impact calculator, and the responsible borrowing questions; the cautionary tale in that packet used a 20 percent monthly rate, which was changed here to a 24 percent yearly rate so the math matches real cards.</w:t>
       </w:r>
     </w:p>
     <w:p>
@@ -1837,57 +1816,6 @@
       </w:pPr>
       <w:r>
         <w:t xml:space="preserve">The credit score paragraph is one paragraph on purpose. Topic 2.4 and Unit 7 do not return to it; if a student wants more, CTE FCL 5. e) and f) are the lines, and a credit report walkthrough fits a high school course better.</w:t>
-      </w:r>
-    </w:p>
-    <w:p>
-      <w:pPr>
-        <w:numPr>
-          <w:ilvl w:val="0"/>
-          <w:numId w:val="1008"/>
-        </w:numPr>
-        <w:pStyle w:val="Compact"/>
-      </w:pPr>
-      <w:r>
-        <w:rPr>
-          <w:rStyle w:val="TeacherNote"/>
-        </w:rPr>
-        <w:t xml:space="preserve">[Sal: your Series 6 and New York Life years are the credential here. Tell the class in one minute what a</w:t>
-      </w:r>
-      <w:r>
-        <w:rPr>
-          <w:rStyle w:val="TeacherNote"/>
-        </w:rPr>
-        <w:t xml:space="preserve"> </w:t>
-      </w:r>
-      <w:r>
-        <w:rPr>
-          <w:rStyle w:val="TeacherNote"/>
-        </w:rPr>
-        <w:t xml:space="preserve">“</w:t>
-      </w:r>
-      <w:r>
-        <w:rPr>
-          <w:rStyle w:val="TeacherNote"/>
-        </w:rPr>
-        <w:t xml:space="preserve">buy now, pay later</w:t>
-      </w:r>
-      <w:r>
-        <w:rPr>
-          <w:rStyle w:val="TeacherNote"/>
-        </w:rPr>
-        <w:t xml:space="preserve">”</w:t>
-      </w:r>
-      <w:r>
-        <w:rPr>
-          <w:rStyle w:val="TeacherNote"/>
-        </w:rPr>
-        <w:t xml:space="preserve"> </w:t>
-      </w:r>
-      <w:r>
-        <w:rPr>
-          <w:rStyle w:val="TeacherNote"/>
-        </w:rPr>
-        <w:t xml:space="preserve">pitch sounds like from the inside.]</w:t>
       </w:r>
     </w:p>
     <w:sectPr>
